--- a/docs/cadrage/equipe-6-customer-journey-map-v1.0.docx
+++ b/docs/cadrage/equipe-6-customer-journey-map-v1.0.docx
@@ -372,6 +372,14 @@
       </w:pPr>
       <w:r>
         <w:t>Persona de référence — Lucas Moreau (cible primaire imposée)</w:t>
+      </w:r>
+    </w:p>
+    <w:p>
+      <w:pPr>
+        <w:ind w:left="454"/>
+      </w:pPr>
+      <w:r>
+        <w:t>Persona décrit dans les Personas — §2, Persona primaire #1.</w:t>
       </w:r>
     </w:p>
     <w:p>
